--- a/templates/working/Договор_задатка.docx
+++ b/templates/working/Договор_задатка.docx
@@ -1,6 +1,6 @@
 
 <file path=word/document.xml><?xml version="1.0" encoding="utf-8"?>
-<w:document xmlns:wpc="http://schemas.microsoft.com/office/word/2010/wordprocessingCanvas" xmlns:cx="http://schemas.microsoft.com/office/drawing/2014/chartex" xmlns:cx1="http://schemas.microsoft.com/office/drawing/2015/9/8/chartex" xmlns:cx2="http://schemas.microsoft.com/office/drawing/2015/10/21/chartex" xmlns:cx3="http://schemas.microsoft.com/office/drawing/2016/5/9/chartex" xmlns:cx4="http://schemas.microsoft.com/office/drawing/2016/5/10/chartex" xmlns:cx5="http://schemas.microsoft.com/office/drawing/2016/5/11/chartex" xmlns:cx6="http://schemas.microsoft.com/office/drawing/2016/5/12/chartex" xmlns:cx7="http://schemas.microsoft.com/office/drawing/2016/5/13/chartex" xmlns:cx8="http://schemas.microsoft.com/office/drawing/2016/5/14/chartex" xmlns:mc="http://schemas.openxmlformats.org/markup-compatibility/2006" xmlns:aink="http://schemas.microsoft.com/office/drawing/2016/ink" xmlns:am3d="http://schemas.microsoft.com/office/drawing/2017/model3d" xmlns:o="urn:schemas-microsoft-com:office:office" xmlns:oel="http://schemas.microsoft.com/office/2019/extlst" xmlns:r="http://schemas.openxmlformats.org/officeDocument/2006/relationships" xmlns:m="http://schemas.openxmlformats.org/officeDocument/2006/math" xmlns:v="urn:schemas-microsoft-com:vml" xmlns:wp14="http://schemas.microsoft.com/office/word/2010/wordprocessingDrawing" xmlns:wp="http://schemas.openxmlformats.org/drawingml/2006/wordprocessingDrawing" xmlns:w10="urn:schemas-microsoft-com:office:word" xmlns:w="http://schemas.openxmlformats.org/wordprocessingml/2006/main" xmlns:w14="http://schemas.microsoft.com/office/word/2010/wordml" xmlns:w15="http://schemas.microsoft.com/office/word/2012/wordml" xmlns:w16cei="http://schemas.microsoft.com/office/word/2026/wordml/cei" xmlns:w16cex="http://schemas.microsoft.com/office/word/2018/wordml/cex" xmlns:w16cid="http://schemas.microsoft.com/office/word/2016/wordml/cid" xmlns:w16="http://schemas.microsoft.com/office/word/2018/wordml" xmlns:w16du="http://schemas.microsoft.com/office/word/2023/wordml/word16du" xmlns:w16sdtdh="http://schemas.microsoft.com/office/word/2020/wordml/sdtdatahash" xmlns:w16sdtfl="http://schemas.microsoft.com/office/word/2024/wordml/sdtformatlock" xmlns:w16se="http://schemas.microsoft.com/office/word/2015/wordml/symex" xmlns:wpg="http://schemas.microsoft.com/office/word/2010/wordprocessingGroup" xmlns:wpi="http://schemas.microsoft.com/office/word/2010/wordprocessingInk" xmlns:wne="http://schemas.microsoft.com/office/word/2006/wordml" xmlns:wps="http://schemas.microsoft.com/office/word/2010/wordprocessingShape" mc:Ignorable="w14 w15 w16se w16cid w16 w16cex w16sdtdh w16sdtfl w16du wp14">
+<w:document xmlns:wpc="http://schemas.microsoft.com/office/word/2010/wordprocessingCanvas" xmlns:cx="http://schemas.microsoft.com/office/drawing/2014/chartex" xmlns:cx1="http://schemas.microsoft.com/office/drawing/2015/9/8/chartex" xmlns:cx2="http://schemas.microsoft.com/office/drawing/2015/10/21/chartex" xmlns:cx3="http://schemas.microsoft.com/office/drawing/2016/5/9/chartex" xmlns:cx4="http://schemas.microsoft.com/office/drawing/2016/5/10/chartex" xmlns:cx5="http://schemas.microsoft.com/office/drawing/2016/5/11/chartex" xmlns:cx6="http://schemas.microsoft.com/office/drawing/2016/5/12/chartex" xmlns:cx7="http://schemas.microsoft.com/office/drawing/2016/5/13/chartex" xmlns:cx8="http://schemas.microsoft.com/office/drawing/2016/5/14/chartex" xmlns:mc="http://schemas.openxmlformats.org/markup-compatibility/2006" xmlns:aink="http://schemas.microsoft.com/office/drawing/2016/ink" xmlns:am3d="http://schemas.microsoft.com/office/drawing/2017/model3d" xmlns:o="urn:schemas-microsoft-com:office:office" xmlns:oel="http://schemas.microsoft.com/office/2019/extlst" xmlns:r="http://schemas.openxmlformats.org/officeDocument/2006/relationships" xmlns:m="http://schemas.openxmlformats.org/officeDocument/2006/math" xmlns:v="urn:schemas-microsoft-com:vml" xmlns:wp14="http://schemas.microsoft.com/office/word/2010/wordprocessingDrawing" xmlns:wp="http://schemas.openxmlformats.org/drawingml/2006/wordprocessingDrawing" xmlns:w10="urn:schemas-microsoft-com:office:word" xmlns:w="http://schemas.openxmlformats.org/wordprocessingml/2006/main" xmlns:w14="http://schemas.microsoft.com/office/word/2010/wordml" xmlns:w15="http://schemas.microsoft.com/office/word/2012/wordml" xmlns:w16cex="http://schemas.microsoft.com/office/word/2018/wordml/cex" xmlns:w16cid="http://schemas.microsoft.com/office/word/2016/wordml/cid" xmlns:w16="http://schemas.microsoft.com/office/word/2018/wordml" xmlns:w16du="http://schemas.microsoft.com/office/word/2023/wordml/word16du" xmlns:w16sdtdh="http://schemas.microsoft.com/office/word/2020/wordml/sdtdatahash" xmlns:w16sdtfl="http://schemas.microsoft.com/office/word/2024/wordml/sdtformatlock" xmlns:w16se="http://schemas.microsoft.com/office/word/2015/wordml/symex" xmlns:wpg="http://schemas.microsoft.com/office/word/2010/wordprocessingGroup" xmlns:wpi="http://schemas.microsoft.com/office/word/2010/wordprocessingInk" xmlns:wne="http://schemas.microsoft.com/office/word/2006/wordml" xmlns:wps="http://schemas.microsoft.com/office/word/2010/wordprocessingShape" mc:Ignorable="w14 w15 w16se w16cid w16 w16cex w16sdtdh w16sdtfl w16du wp14">
   <w:body>
     <w:p>
       <w:pPr>
@@ -379,98 +379,14 @@
           <w:sz w:val="24"/>
           <w:szCs w:val="24"/>
         </w:rPr>
-        <w:t>, гр. </w:t>
-      </w:r>
-      <w:r>
-        <w:rPr>
-          <w:sz w:val="24"/>
-          <w:szCs w:val="24"/>
-        </w:rPr>
-        <w:t>{{owner1.fullName}}{{owner1.poaSuffix}}</w:t>
-      </w:r>
-      <w:r>
-        <w:rPr>
-          <w:sz w:val="24"/>
-          <w:szCs w:val="24"/>
-        </w:rPr>
-        <w:t xml:space="preserve"> </w:t>
-      </w:r>
-      <w:r>
-        <w:rPr>
-          <w:sz w:val="24"/>
-          <w:szCs w:val="24"/>
-        </w:rPr>
-        <w:t>{{owner1.poa.passportDetails}}</w:t>
-      </w:r>
-      <w:r>
-        <w:rPr>
-          <w:sz w:val="24"/>
-          <w:szCs w:val="24"/>
-        </w:rPr>
-        <w:t>{{#owner2.fullName}}, {{owner2.fullName}}{{owner2.poaSuffix}}</w:t>
-      </w:r>
-      <w:r>
-        <w:rPr>
-          <w:sz w:val="24"/>
-          <w:szCs w:val="24"/>
-        </w:rPr>
-        <w:t>{{owner</w:t>
-      </w:r>
-      <w:r>
-        <w:rPr>
-          <w:sz w:val="24"/>
-          <w:szCs w:val="24"/>
-        </w:rPr>
-        <w:t>2</w:t>
-      </w:r>
-      <w:r>
-        <w:rPr>
-          <w:sz w:val="24"/>
-          <w:szCs w:val="24"/>
-        </w:rPr>
-        <w:t>.poa.passportDetails}}</w:t>
-      </w:r>
-      <w:r>
-        <w:rPr>
-          <w:sz w:val="24"/>
-          <w:szCs w:val="24"/>
-        </w:rPr>
-        <w:t>{{/owner2.fullName}}{{#owner3.fullName}}, {{owner3.fullName}}{{owner3.poaSuffix}}</w:t>
-      </w:r>
-      <w:r>
-        <w:rPr>
-          <w:sz w:val="24"/>
-          <w:szCs w:val="24"/>
-        </w:rPr>
-        <w:t xml:space="preserve"> </w:t>
-      </w:r>
-      <w:r>
-        <w:rPr>
-          <w:sz w:val="24"/>
-          <w:szCs w:val="24"/>
-        </w:rPr>
-        <w:t>{{owner</w:t>
-      </w:r>
-      <w:r>
-        <w:rPr>
-          <w:sz w:val="24"/>
-          <w:szCs w:val="24"/>
-        </w:rPr>
-        <w:t>3</w:t>
-      </w:r>
-      <w:r>
-        <w:rPr>
-          <w:sz w:val="24"/>
-          <w:szCs w:val="24"/>
-        </w:rPr>
-        <w:t>.poa.passportDetails}}</w:t>
-      </w:r>
-      <w:r>
-        <w:rPr>
-          <w:sz w:val="24"/>
-          <w:szCs w:val="24"/>
-        </w:rPr>
-        <w:t>{{/owner3.fullName}}</w:t>
+        <w:t xml:space="preserve">, </w:t>
+      </w:r>
+      <w:r>
+        <w:rPr>
+          <w:sz w:val="24"/>
+          <w:szCs w:val="24"/>
+        </w:rPr>
+        <w:t>гр. {{owner1.fullName}}{{#owner1.passportDetails}}, {{owner1.passportDetails}}{{/owner1.passportDetails}}{{owner1.poaSuffix}}{{#owner1.poa.passportDetails}}, {{owner1.poa.passportDetails}}{{/owner1.poa.passportDetails}}{{#owner2.fullName}}, {{owner2.fullName}}{{#owner2.passportDetails}}, {{owner2.passportDetails}}{{/owner2.passportDetails}}{{owner2.poaSuffix}}{{#owner2.poa.passportDetails}}, {{owner2.poa.passportDetails}}{{/owner2.poa.passportDetails}}{{/owner2.fullName}}{{#owner3.fullName}}, {{owner3.fullName}}{{#owner3.passportDetails}}, {{owner3.passportDetails}}{{/owner3.passportDetails}}{{owner3.poaSuffix}}{{#owner3.poa.passportDetails}}, {{owner3.poa.passportDetails}}{{/owner3.poa.passportDetails}}{{/owner3.fullName}}</w:t>
       </w:r>
       <w:r>
         <w:rPr>
@@ -1057,6 +973,7 @@
           <w:sz w:val="24"/>
           <w:szCs w:val="24"/>
         </w:rPr>
+        <w:lastRenderedPageBreak/>
         <w:t>2.2.1.</w:t>
       </w:r>
       <w:r>
@@ -1155,7 +1072,6 @@
           <w:sz w:val="24"/>
           <w:szCs w:val="24"/>
         </w:rPr>
-        <w:lastRenderedPageBreak/>
         <w:t>ОТВЕТСТВЕННОСТЬ СТОРОН</w:t>
       </w:r>
     </w:p>
@@ -2145,6 +2061,7 @@
                 <w:sz w:val="24"/>
                 <w:szCs w:val="24"/>
               </w:rPr>
+              <w:lastRenderedPageBreak/>
               <w:t>{{owner2.fullName}}</w:t>
             </w:r>
           </w:p>
@@ -2271,7 +2188,6 @@
                 <w:sz w:val="24"/>
                 <w:szCs w:val="24"/>
               </w:rPr>
-              <w:lastRenderedPageBreak/>
               <w:t>{{/owner2.fullName}}</w:t>
             </w:r>
           </w:p>
@@ -2504,7 +2420,7 @@
 </file>
 
 <file path=word/numbering.xml><?xml version="1.0" encoding="utf-8"?>
-<w:numbering xmlns:wpc="http://schemas.microsoft.com/office/word/2010/wordprocessingCanvas" xmlns:cx="http://schemas.microsoft.com/office/drawing/2014/chartex" xmlns:cx1="http://schemas.microsoft.com/office/drawing/2015/9/8/chartex" xmlns:cx2="http://schemas.microsoft.com/office/drawing/2015/10/21/chartex" xmlns:cx3="http://schemas.microsoft.com/office/drawing/2016/5/9/chartex" xmlns:cx4="http://schemas.microsoft.com/office/drawing/2016/5/10/chartex" xmlns:cx5="http://schemas.microsoft.com/office/drawing/2016/5/11/chartex" xmlns:cx6="http://schemas.microsoft.com/office/drawing/2016/5/12/chartex" xmlns:cx7="http://schemas.microsoft.com/office/drawing/2016/5/13/chartex" xmlns:cx8="http://schemas.microsoft.com/office/drawing/2016/5/14/chartex" xmlns:mc="http://schemas.openxmlformats.org/markup-compatibility/2006" xmlns:aink="http://schemas.microsoft.com/office/drawing/2016/ink" xmlns:am3d="http://schemas.microsoft.com/office/drawing/2017/model3d" xmlns:o="urn:schemas-microsoft-com:office:office" xmlns:oel="http://schemas.microsoft.com/office/2019/extlst" xmlns:r="http://schemas.openxmlformats.org/officeDocument/2006/relationships" xmlns:m="http://schemas.openxmlformats.org/officeDocument/2006/math" xmlns:v="urn:schemas-microsoft-com:vml" xmlns:wp14="http://schemas.microsoft.com/office/word/2010/wordprocessingDrawing" xmlns:wp="http://schemas.openxmlformats.org/drawingml/2006/wordprocessingDrawing" xmlns:w10="urn:schemas-microsoft-com:office:word" xmlns:w="http://schemas.openxmlformats.org/wordprocessingml/2006/main" xmlns:w14="http://schemas.microsoft.com/office/word/2010/wordml" xmlns:w15="http://schemas.microsoft.com/office/word/2012/wordml" xmlns:w16cei="http://schemas.microsoft.com/office/word/2026/wordml/cei" xmlns:w16cex="http://schemas.microsoft.com/office/word/2018/wordml/cex" xmlns:w16cid="http://schemas.microsoft.com/office/word/2016/wordml/cid" xmlns:w16="http://schemas.microsoft.com/office/word/2018/wordml" xmlns:w16du="http://schemas.microsoft.com/office/word/2023/wordml/word16du" xmlns:w16sdtdh="http://schemas.microsoft.com/office/word/2020/wordml/sdtdatahash" xmlns:w16sdtfl="http://schemas.microsoft.com/office/word/2024/wordml/sdtformatlock" xmlns:w16se="http://schemas.microsoft.com/office/word/2015/wordml/symex" xmlns:wpg="http://schemas.microsoft.com/office/word/2010/wordprocessingGroup" xmlns:wpi="http://schemas.microsoft.com/office/word/2010/wordprocessingInk" xmlns:wne="http://schemas.microsoft.com/office/word/2006/wordml" xmlns:wps="http://schemas.microsoft.com/office/word/2010/wordprocessingShape" mc:Ignorable="w14 w15 w16se w16cid w16 w16cex w16sdtdh w16sdtfl w16du wp14">
+<w:numbering xmlns:wpc="http://schemas.microsoft.com/office/word/2010/wordprocessingCanvas" xmlns:cx="http://schemas.microsoft.com/office/drawing/2014/chartex" xmlns:cx1="http://schemas.microsoft.com/office/drawing/2015/9/8/chartex" xmlns:cx2="http://schemas.microsoft.com/office/drawing/2015/10/21/chartex" xmlns:cx3="http://schemas.microsoft.com/office/drawing/2016/5/9/chartex" xmlns:cx4="http://schemas.microsoft.com/office/drawing/2016/5/10/chartex" xmlns:cx5="http://schemas.microsoft.com/office/drawing/2016/5/11/chartex" xmlns:cx6="http://schemas.microsoft.com/office/drawing/2016/5/12/chartex" xmlns:cx7="http://schemas.microsoft.com/office/drawing/2016/5/13/chartex" xmlns:cx8="http://schemas.microsoft.com/office/drawing/2016/5/14/chartex" xmlns:mc="http://schemas.openxmlformats.org/markup-compatibility/2006" xmlns:aink="http://schemas.microsoft.com/office/drawing/2016/ink" xmlns:am3d="http://schemas.microsoft.com/office/drawing/2017/model3d" xmlns:o="urn:schemas-microsoft-com:office:office" xmlns:oel="http://schemas.microsoft.com/office/2019/extlst" xmlns:r="http://schemas.openxmlformats.org/officeDocument/2006/relationships" xmlns:m="http://schemas.openxmlformats.org/officeDocument/2006/math" xmlns:v="urn:schemas-microsoft-com:vml" xmlns:wp14="http://schemas.microsoft.com/office/word/2010/wordprocessingDrawing" xmlns:wp="http://schemas.openxmlformats.org/drawingml/2006/wordprocessingDrawing" xmlns:w10="urn:schemas-microsoft-com:office:word" xmlns:w="http://schemas.openxmlformats.org/wordprocessingml/2006/main" xmlns:w14="http://schemas.microsoft.com/office/word/2010/wordml" xmlns:w15="http://schemas.microsoft.com/office/word/2012/wordml" xmlns:w16cex="http://schemas.microsoft.com/office/word/2018/wordml/cex" xmlns:w16cid="http://schemas.microsoft.com/office/word/2016/wordml/cid" xmlns:w16="http://schemas.microsoft.com/office/word/2018/wordml" xmlns:w16du="http://schemas.microsoft.com/office/word/2023/wordml/word16du" xmlns:w16sdtdh="http://schemas.microsoft.com/office/word/2020/wordml/sdtdatahash" xmlns:w16sdtfl="http://schemas.microsoft.com/office/word/2024/wordml/sdtformatlock" xmlns:w16se="http://schemas.microsoft.com/office/word/2015/wordml/symex" xmlns:wpg="http://schemas.microsoft.com/office/word/2010/wordprocessingGroup" xmlns:wpi="http://schemas.microsoft.com/office/word/2010/wordprocessingInk" xmlns:wne="http://schemas.microsoft.com/office/word/2006/wordml" xmlns:wps="http://schemas.microsoft.com/office/word/2010/wordprocessingShape" mc:Ignorable="w14 w15 w16se w16cid w16 w16cex w16sdtdh w16sdtfl w16du wp14">
   <w:abstractNum w:abstractNumId="0" w15:restartNumberingAfterBreak="0">
     <w:nsid w:val="1017055A"/>
     <w:multiLevelType w:val="hybridMultilevel"/>
@@ -3172,7 +3088,6 @@
   <w:style w:type="character" w:default="1" w:styleId="a0">
     <w:name w:val="Default Paragraph Font"/>
     <w:uiPriority w:val="1"/>
-    <w:semiHidden/>
     <w:unhideWhenUsed/>
   </w:style>
   <w:style w:type="table" w:default="1" w:styleId="a1">
